--- a/report/AIRiskReport.docx
+++ b/report/AIRiskReport.docx
@@ -91,6 +91,31 @@
     </w:p>
     <w:p>
       <w:pPr>
+        <w:pStyle w:val="BodyText"/>
+        <w:spacing w:line="9.60pt" w:lineRule="auto"/>
+        <w:jc w:val="center"/>
+        <w:rPr>
+          <w:lang w:val="en-US"/>
+        </w:rPr>
+      </w:pPr>
+      <w:r>
+        <w:rPr>
+          <w:lang w:val="en-US"/>
+        </w:rPr>
+        <w:t xml:space="preserve">Github Repository: </w:t>
+      </w:r>
+      <w:hyperlink r:id="rId9" w:history="1">
+        <w:r>
+          <w:rPr>
+            <w:rStyle w:val="Hyperlink"/>
+            <w:lang w:val="en-US"/>
+          </w:rPr>
+          <w:t>https://github.com/braumr/ai-adoption-risk-prediction</w:t>
+        </w:r>
+      </w:hyperlink>
+    </w:p>
+    <w:p>
+      <w:pPr>
         <w:pStyle w:val="Author"/>
         <w:spacing w:before="5pt" w:beforeAutospacing="1" w:after="5pt" w:afterAutospacing="1" w:line="6pt" w:lineRule="auto"/>
         <w:jc w:val="both"/>
@@ -99,7 +124,7 @@
           <w:szCs w:val="16"/>
         </w:rPr>
         <w:sectPr>
-          <w:footerReference w:type="first" r:id="rId9"/>
+          <w:footerReference w:type="first" r:id="rId10"/>
           <w:pgSz w:w="612pt" w:h="792pt" w:code="1"/>
           <w:pgMar w:top="54pt" w:right="44.65pt" w:bottom="72pt" w:left="44.65pt" w:header="36pt" w:footer="36pt" w:gutter="0pt"/>
           <w:cols w:space="36pt"/>
@@ -243,12 +268,18 @@
         <w:rPr>
           <w:iCs/>
         </w:rPr>
-        <w:t xml:space="preserve">work collected for major AI companies and tools, cleaned, labeled with risk related keywords, scored using </w:t>
+        <w:t>were</w:t>
       </w:r>
       <w:r>
         <w:rPr>
           <w:iCs/>
         </w:rPr>
+        <w:t xml:space="preserve"> collected for major AI companies and tools, cleaned, labeled with risk related keywords, scored using </w:t>
+      </w:r>
+      <w:r>
+        <w:rPr>
+          <w:iCs/>
+        </w:rPr>
         <w:t>VADER</w:t>
       </w:r>
       <w:r>
@@ -454,13 +485,13 @@
         <w:rPr>
           <w:lang w:val="en-US"/>
         </w:rPr>
-        <w:t xml:space="preserve">Public discussion about generative AI is not limited to technical performance. Users, journalists, and organizations also discuss privacy, security, misinformation, bias, safety, lawsuits, regulation, and other adoption risk. These public signals can be useful for understanding when AI adoption concerns rise or decline. The problem addressed in this project is whether recent </w:t>
-      </w:r>
-      <w:r>
-        <w:rPr>
-          <w:lang w:val="en-US"/>
-        </w:rPr>
-        <w:t>public discussion patterns can be used to forecast next week's AI adoption risk sentiment for major AI organizations and tools.</w:t>
+        <w:t xml:space="preserve">Public discussion about generative AI is not limited to technical performance. Users, journalists, and organizations also discuss privacy, security, misinformation, bias, safety, lawsuits, regulation, and other adoption risk. These public signals can be useful for understanding when AI adoption concerns rise or </w:t>
+      </w:r>
+      <w:r>
+        <w:rPr>
+          <w:lang w:val="en-US"/>
+        </w:rPr>
+        <w:t>decline. The problem addressed in this project is whether recent public discussion patterns can be used to forecast next week's AI adoption risk sentiment for major AI organizations and tools.</w:t>
       </w:r>
     </w:p>
     <w:p>
@@ -610,6 +641,7 @@
         <w:jc w:val="both"/>
       </w:pPr>
       <w:r>
+        <w:lastRenderedPageBreak/>
         <w:tab/>
       </w:r>
       <w:r>
@@ -619,11 +651,7 @@
         <w:t>risk</w:t>
       </w:r>
       <w:r>
-        <w:t xml:space="preserve"> label reflects the project assumption that explicit risk language is the strongest signal for </w:t>
-      </w:r>
-      <w:r>
-        <w:lastRenderedPageBreak/>
-        <w:t xml:space="preserve">adoption concern. Negative sentiment adds tone, and the </w:t>
+        <w:t xml:space="preserve"> label reflects the project assumption that explicit risk language is the strongest signal for adoption concern. Negative sentiment adds tone, and the </w:t>
       </w:r>
       <w:r>
         <w:t>key</w:t>
@@ -995,7 +1023,10 @@
         <w:t>VADER</w:t>
       </w:r>
       <w:r>
-        <w:t xml:space="preserve"> method was selected because it is a widely used </w:t>
+        <w:t xml:space="preserve"> method was selected </w:t>
+      </w:r>
+      <w:r>
+        <w:t xml:space="preserve">because it is a widely used </w:t>
       </w:r>
       <w:r>
         <w:t>rule-based</w:t>
@@ -1044,7 +1075,7 @@
                     </pic:cNvPicPr>
                   </pic:nvPicPr>
                   <pic:blipFill>
-                    <a:blip r:embed="rId10">
+                    <a:blip r:embed="rId11">
                       <a:extLst>
                         <a:ext uri="{28A0092B-C50C-407E-A947-70E740481C1C}">
                           <a14:useLocalDpi xmlns:a14="http://schemas.microsoft.com/office/drawing/2010/main" val="0"/>
@@ -1115,7 +1146,7 @@
                     </pic:cNvPicPr>
                   </pic:nvPicPr>
                   <pic:blipFill>
-                    <a:blip r:embed="rId11" cstate="print">
+                    <a:blip r:embed="rId12" cstate="print">
                       <a:extLst>
                         <a:ext uri="{28A0092B-C50C-407E-A947-70E740481C1C}">
                           <a14:useLocalDpi xmlns:a14="http://schemas.microsoft.com/office/drawing/2010/main" val="0"/>
@@ -1240,7 +1271,7 @@
                     </pic:cNvPicPr>
                   </pic:nvPicPr>
                   <pic:blipFill>
-                    <a:blip r:embed="rId12" cstate="print">
+                    <a:blip r:embed="rId13" cstate="print">
                       <a:extLst>
                         <a:ext uri="{28A0092B-C50C-407E-A947-70E740481C1C}">
                           <a14:useLocalDpi xmlns:a14="http://schemas.microsoft.com/office/drawing/2010/main" val="0"/>
@@ -1667,7 +1698,7 @@
                     </pic:cNvPicPr>
                   </pic:nvPicPr>
                   <pic:blipFill>
-                    <a:blip r:embed="rId13" cstate="print">
+                    <a:blip r:embed="rId14" cstate="print">
                       <a:extLst>
                         <a:ext uri="{28A0092B-C50C-407E-A947-70E740481C1C}">
                           <a14:useLocalDpi xmlns:a14="http://schemas.microsoft.com/office/drawing/2010/main" val="0"/>
@@ -1866,7 +1897,7 @@
                     <pic:cNvPicPr/>
                   </pic:nvPicPr>
                   <pic:blipFill>
-                    <a:blip r:embed="rId14" cstate="print">
+                    <a:blip r:embed="rId15" cstate="print">
                       <a:extLst>
                         <a:ext uri="{28A0092B-C50C-407E-A947-70E740481C1C}">
                           <a14:useLocalDpi xmlns:a14="http://schemas.microsoft.com/office/drawing/2010/main" val="0"/>
@@ -2025,7 +2056,7 @@
                     <pic:cNvPicPr/>
                   </pic:nvPicPr>
                   <pic:blipFill>
-                    <a:blip r:embed="rId15" cstate="print">
+                    <a:blip r:embed="rId16" cstate="print">
                       <a:extLst>
                         <a:ext uri="{28A0092B-C50C-407E-A947-70E740481C1C}">
                           <a14:useLocalDpi xmlns:a14="http://schemas.microsoft.com/office/drawing/2010/main" val="0"/>
@@ -2308,7 +2339,7 @@
                     <pic:cNvPicPr/>
                   </pic:nvPicPr>
                   <pic:blipFill>
-                    <a:blip r:embed="rId16" cstate="print">
+                    <a:blip r:embed="rId17" cstate="print">
                       <a:extLst>
                         <a:ext uri="{28A0092B-C50C-407E-A947-70E740481C1C}">
                           <a14:useLocalDpi xmlns:a14="http://schemas.microsoft.com/office/drawing/2010/main" val="0"/>
@@ -2501,7 +2532,7 @@
                     <pic:cNvPicPr/>
                   </pic:nvPicPr>
                   <pic:blipFill>
-                    <a:blip r:embed="rId17" cstate="print">
+                    <a:blip r:embed="rId18" cstate="print">
                       <a:extLst>
                         <a:ext uri="{28A0092B-C50C-407E-A947-70E740481C1C}">
                           <a14:useLocalDpi xmlns:a14="http://schemas.microsoft.com/office/drawing/2010/main" val="0"/>
@@ -2787,10 +2818,7 @@
         <w:t xml:space="preserve">, regarding future risk directionality. However, the historical mean did overall provide better MAE and RMSE scores. </w:t>
       </w:r>
       <w:r>
-        <w:t xml:space="preserve">Additionally, the power BI dashboard provided an </w:t>
-      </w:r>
-      <w:r>
-        <w:t xml:space="preserve">interpretable visualization layer that transform raw machine learning outputs into </w:t>
+        <w:t xml:space="preserve">Additionally, the power BI dashboard provided an interpretable visualization layer that transform raw machine learning outputs into </w:t>
       </w:r>
       <w:r>
         <w:t>visually informative</w:t>
@@ -2812,6 +2840,52 @@
       <w:r>
         <w:t>As artificial intelligence adoption continues to accelerate across industries, public perception, regulation, privacy concerns, misinformation risk, and operational reliability will likely remain important area of focus. This project demonstrates that publicly available discussion data may provide useful signals for identifying emerging concerns before they become fully reflected in formal reports or broader market outcomes.</w:t>
       </w:r>
+    </w:p>
+    <w:p>
+      <w:pPr>
+        <w:ind w:firstLine="36pt"/>
+        <w:jc w:val="both"/>
+      </w:pPr>
+    </w:p>
+    <w:p>
+      <w:pPr>
+        <w:pStyle w:val="BodyText"/>
+        <w:spacing w:line="9.60pt" w:lineRule="auto"/>
+        <w:jc w:val="center"/>
+      </w:pPr>
+      <w:r>
+        <w:t>This project is available here:</w:t>
+      </w:r>
+    </w:p>
+    <w:p>
+      <w:pPr>
+        <w:pStyle w:val="BodyText"/>
+        <w:spacing w:line="9.60pt" w:lineRule="auto"/>
+        <w:jc w:val="center"/>
+        <w:rPr>
+          <w:lang w:val="en-US"/>
+        </w:rPr>
+      </w:pPr>
+      <w:r>
+        <w:rPr>
+          <w:lang w:val="en-US"/>
+        </w:rPr>
+        <w:t xml:space="preserve"> </w:t>
+      </w:r>
+      <w:hyperlink r:id="rId19" w:history="1">
+        <w:r>
+          <w:rPr>
+            <w:rStyle w:val="Hyperlink"/>
+            <w:lang w:val="en-US"/>
+          </w:rPr>
+          <w:t>https://github.com/braumr/ai-adoption-risk-prediction</w:t>
+        </w:r>
+      </w:hyperlink>
+    </w:p>
+    <w:p>
+      <w:pPr>
+        <w:jc w:val="both"/>
+      </w:pPr>
     </w:p>
     <w:p>
       <w:pPr>
@@ -2866,7 +2940,7 @@
       <w:r>
         <w:t xml:space="preserve">Reddit PRAW API Documentation. [Online]. Available: </w:t>
       </w:r>
-      <w:hyperlink r:id="rId18" w:history="1">
+      <w:hyperlink r:id="rId20" w:history="1">
         <w:r>
           <w:rPr>
             <w:rStyle w:val="Hyperlink"/>
@@ -2883,7 +2957,7 @@
       <w:r>
         <w:t xml:space="preserve">NewsAPI Documentation. [Online]. Available: </w:t>
       </w:r>
-      <w:hyperlink r:id="rId19" w:history="1">
+      <w:hyperlink r:id="rId21" w:history="1">
         <w:r>
           <w:rPr>
             <w:rStyle w:val="Hyperlink"/>
@@ -2900,7 +2974,7 @@
       <w:r>
         <w:t xml:space="preserve">TensorFlowDocumentation. [Online]. Available: </w:t>
       </w:r>
-      <w:hyperlink r:id="rId20" w:history="1">
+      <w:hyperlink r:id="rId22" w:history="1">
         <w:r>
           <w:rPr>
             <w:rStyle w:val="Hyperlink"/>
